--- a/Guion_Exposicion_Trabajo3.docx
+++ b/Guion_Exposicion_Trabajo3.docx
@@ -567,7 +567,7 @@
                 <w:sz w:val="20"/>
                 <w:szCs w:val="20"/>
               </w:rPr>
-              <w:t xml:space="preserve">Jeremy Hernández (Programador)</w:t>
+              <w:t xml:space="preserve">Vicente Riquelme (Programador)</w:t>
             </w:r>
           </w:p>
         </w:tc>
@@ -596,7 +596,7 @@
                 <w:sz w:val="20"/>
                 <w:szCs w:val="20"/>
               </w:rPr>
-              <w:t xml:space="preserve">L10</w:t>
+              <w:t xml:space="preserve">L8, L9</w:t>
             </w:r>
           </w:p>
         </w:tc>
@@ -625,7 +625,7 @@
                 <w:sz w:val="20"/>
                 <w:szCs w:val="20"/>
               </w:rPr>
-              <w:t xml:space="preserve">~50 s</w:t>
+              <w:t xml:space="preserve">~1,5 min</w:t>
             </w:r>
           </w:p>
         </w:tc>
@@ -656,7 +656,7 @@
                 <w:sz w:val="20"/>
                 <w:szCs w:val="20"/>
               </w:rPr>
-              <w:t xml:space="preserve">Vicente Riquelme (Programador)</w:t>
+              <w:t xml:space="preserve">Jeremy Hernández (Programador)</w:t>
             </w:r>
           </w:p>
         </w:tc>
@@ -685,7 +685,7 @@
                 <w:sz w:val="20"/>
                 <w:szCs w:val="20"/>
               </w:rPr>
-              <w:t xml:space="preserve">L8</w:t>
+              <w:t xml:space="preserve">L10</w:t>
             </w:r>
           </w:p>
         </w:tc>
@@ -714,7 +714,7 @@
                 <w:sz w:val="20"/>
                 <w:szCs w:val="20"/>
               </w:rPr>
-              <w:t xml:space="preserve">~45 s</w:t>
+              <w:t xml:space="preserve">~50 s</w:t>
             </w:r>
           </w:p>
         </w:tc>
@@ -804,95 +804,6 @@
                 <w:szCs w:val="20"/>
               </w:rPr>
               <w:t xml:space="preserve">~45 s</w:t>
-            </w:r>
-          </w:p>
-        </w:tc>
-      </w:tr>
-      <w:tr>
-        <w:tc>
-          <w:tcPr>
-            <w:tcW w:type="dxa" w:w="4680"/>
-            <w:tcBorders>
-              <w:top w:val="single" w:color="CCCCCC" w:sz="1"/>
-              <w:left w:val="single" w:color="CCCCCC" w:sz="1"/>
-              <w:bottom w:val="single" w:color="CCCCCC" w:sz="1"/>
-              <w:right w:val="single" w:color="CCCCCC" w:sz="1"/>
-            </w:tcBorders>
-            <w:tcMar>
-              <w:top w:type="dxa" w:w="60"/>
-              <w:left w:type="dxa" w:w="120"/>
-              <w:bottom w:type="dxa" w:w="60"/>
-              <w:right w:type="dxa" w:w="120"/>
-            </w:tcMar>
-          </w:tcPr>
-          <w:p>
-            <w:r>
-              <w:rPr>
-                <w:b w:val="false"/>
-                <w:bCs w:val="false"/>
-                <w:color w:val="000000"/>
-                <w:sz w:val="20"/>
-                <w:szCs w:val="20"/>
-              </w:rPr>
-              <w:t xml:space="preserve">Bastián Pozo (ex director)</w:t>
-            </w:r>
-          </w:p>
-        </w:tc>
-        <w:tc>
-          <w:tcPr>
-            <w:tcW w:type="dxa" w:w="2340"/>
-            <w:tcBorders>
-              <w:top w:val="single" w:color="CCCCCC" w:sz="1"/>
-              <w:left w:val="single" w:color="CCCCCC" w:sz="1"/>
-              <w:bottom w:val="single" w:color="CCCCCC" w:sz="1"/>
-              <w:right w:val="single" w:color="CCCCCC" w:sz="1"/>
-            </w:tcBorders>
-            <w:tcMar>
-              <w:top w:type="dxa" w:w="60"/>
-              <w:left w:type="dxa" w:w="120"/>
-              <w:bottom w:type="dxa" w:w="60"/>
-              <w:right w:type="dxa" w:w="120"/>
-            </w:tcMar>
-          </w:tcPr>
-          <w:p>
-            <w:r>
-              <w:rPr>
-                <w:b w:val="false"/>
-                <w:bCs w:val="false"/>
-                <w:color w:val="000000"/>
-                <w:sz w:val="20"/>
-                <w:szCs w:val="20"/>
-              </w:rPr>
-              <w:t xml:space="preserve">L9</w:t>
-            </w:r>
-          </w:p>
-        </w:tc>
-        <w:tc>
-          <w:tcPr>
-            <w:tcW w:type="dxa" w:w="2340"/>
-            <w:tcBorders>
-              <w:top w:val="single" w:color="CCCCCC" w:sz="1"/>
-              <w:left w:val="single" w:color="CCCCCC" w:sz="1"/>
-              <w:bottom w:val="single" w:color="CCCCCC" w:sz="1"/>
-              <w:right w:val="single" w:color="CCCCCC" w:sz="1"/>
-            </w:tcBorders>
-            <w:tcMar>
-              <w:top w:type="dxa" w:w="60"/>
-              <w:left w:type="dxa" w:w="120"/>
-              <w:bottom w:type="dxa" w:w="60"/>
-              <w:right w:type="dxa" w:w="120"/>
-            </w:tcMar>
-          </w:tcPr>
-          <w:p>
-            <w:r>
-              <w:rPr>
-                <w:b w:val="false"/>
-                <w:bCs w:val="false"/>
-                <w:color w:val="000000"/>
-                <w:sz w:val="20"/>
-                <w:szCs w:val="20"/>
-              </w:rPr>
-              <w:t xml:space="preserve">~40 s</w:t>
             </w:r>
           </w:p>
         </w:tc>
@@ -1266,7 +1177,7 @@
           <w:sz w:val="20"/>
           <w:szCs w:val="20"/>
         </w:rPr>
-        <w:t xml:space="preserve">Expositor: Bastián Pozo   ·   ~40 s</w:t>
+        <w:t xml:space="preserve">Expositor: Vicente Riquelme   ·   ~45 s</w:t>
       </w:r>
     </w:p>
     <w:p>
@@ -1278,7 +1189,7 @@
           <w:sz w:val="22"/>
           <w:szCs w:val="22"/>
         </w:rPr>
-        <w:t xml:space="preserve">Sobre el equipo: el liderazgo del proyecto cambió durante el desarrollo; el director actual es Matías Arriagada y yo, como director inicial, quedé apoyando el traspaso de contexto. Los roles del PMP se mantienen: jefe de proyecto, arquitecto, QA, programadores y base de datos. El problema relevante fue la discontinuidad por el cambio de liderazgo y el recurso pendiente del lector; lo abordamos con apoyo cruzado y el lector en préstamo.</w:t>
+        <w:t xml:space="preserve">Sobre el equipo: el liderazgo del proyecto cambió dos veces durante el desarrollo y los directores anteriores ya no están en el equipo; el director actual es Matías Arriagada. Los roles del PMP se mantienen: jefe de proyecto, arquitecto, QA, programadores y base de datos. El principal problema fue la discontinuidad por esos cambios, que abordamos con traspaso de contexto, roles claros y apoyo cruzado; sumado al recurso pendiente del lector, que resolvimos con uno en préstamo.</w:t>
       </w:r>
     </w:p>
     <w:p>
@@ -1360,7 +1271,7 @@
           <w:sz w:val="22"/>
           <w:szCs w:val="22"/>
         </w:rPr>
-        <w:t xml:space="preserve">Aprendimos varias cosas. Que las adquisiciones, aunque sean baratas, deben gestionarse desde el inicio: un ítem de 20 mil pesos fue nuestro cuello de botella. Que el cambio de liderazgo exige traspaso documentado. Y que la IA acelera el desarrollo, pero exige que el equipo revise, valide y pruebe el código; no reemplaza nuestro criterio. Como recomendación: gestionar las compras temprano con una reserva de contingencia y validar tempranamente la salida de la IA con pruebas.</w:t>
+        <w:t xml:space="preserve">Aprendimos varias cosas. Que las adquisiciones, aunque sean baratas, deben gestionarse desde el inicio: un ítem de 20 mil pesos fue nuestro cuello de botella. Que los cambios de liderazgo exigen traspaso documentado en cada cambio. Y que la IA acelera el desarrollo, pero exige que el equipo revise, valide y pruebe el código; no reemplaza nuestro criterio. Como recomendación: gestionar las compras temprano con una reserva de contingencia y validar tempranamente la salida de la IA con pruebas.</w:t>
       </w:r>
     </w:p>
     <w:p>
@@ -1389,7 +1300,7 @@
           <w:sz w:val="20"/>
           <w:szCs w:val="20"/>
         </w:rPr>
-        <w:t xml:space="preserve">Expositor: Javier Aguilar   ·   ~60 s</w:t>
+        <w:t xml:space="preserve">Expositor: Matías Arriagada   ·   ~60 s</w:t>
       </w:r>
     </w:p>
     <w:p>
